--- a/reports/draft/submission_report_draft.docx
+++ b/reports/draft/submission_report_draft.docx
@@ -120,7 +120,7 @@
     </w:p>
     <w:p>
       <w:r>
-        <w:t>最終ポートフォリオの累積リターンは401.24%、年率リターンは39.43%、Sharpeは1.72である。TOPIX ETFの累積リターン107.56%、日経平均の132.30%を上回った。</w:t>
+        <w:t>最終ポートフォリオの累積リターンは381.39%、年率リターンは38.28%、Sharpeは1.71である。TOPIX ETFの累積リターン107.56%、日経平均の132.30%を上回った。</w:t>
       </w:r>
     </w:p>
     <w:p>
@@ -143,7 +143,7 @@
     </w:p>
     <w:p>
       <w:r>
-        <w:t>カテゴリ別では、Future Moatが累積719.32%と最も高い。ただし最大ドローダウンは-43.75%であり、最も大きな下落リスクを伴った。Core Moatは累積405.99%、Sharpe 1.69で、安定性とリターンの両面でポートフォリオの土台になった。Transformation Moatは累積118.43%と相対的には低いが、金融、電力、交通、鉄鋼など、日本企業の資本効率改善とマクロ環境変化を取り込む役割を担う。</w:t>
+        <w:t>カテゴリ別では、Future Moatが累積712.77%と最も高い。ただし最大ドローダウンは-43.70%であり、最も大きな下落リスクを伴った。Core Moatは累積516.13%、Sharpe 1.64で、安定性とリターンの両面でポートフォリオの土台になった。Transformation Moatは累積169.73%と相対的には低いが、金融、電力、交通、鉄鋼など、日本企業の資本効率改善とマクロ環境変化を取り込む役割を担う。</w:t>
       </w:r>
     </w:p>
     <w:p>
@@ -179,7 +179,7 @@
     </w:p>
     <w:p>
       <w:r>
-        <w:t>500万円ポートフォリオは20銘柄で構成され、投資額は4,999,843円、残現金は157円である。1銘柄上限8%により、スコア上位銘柄に過度に集中しないよう制御した。</w:t>
+        <w:t>500万円ポートフォリオは20銘柄で構成され、投資額は4,999,841円、残現金は159円である。1銘柄上限8%により、スコア上位銘柄に過度に集中しないよう制御した。</w:t>
       </w:r>
     </w:p>
     <w:p>
@@ -232,7 +232,7 @@
         <w:pStyle w:val="Heading2"/>
       </w:pPr>
       <w:r>
-        <w:t>9501 東京電力ホールディングス株式会社</w:t>
+        <w:t>7181 株式会社かんぽ生命保険</w:t>
       </w:r>
     </w:p>
     <w:p>
@@ -248,6 +248,46 @@
         <w:pStyle w:val="ListBullet"/>
       </w:pPr>
       <w:r>
+        <w:t>Future Moat/事業軸: 資本効率改善または既存事業の堀。</w:t>
+      </w:r>
+    </w:p>
+    <w:p>
+      <w:pPr>
+        <w:pStyle w:val="ListBullet"/>
+      </w:pPr>
+      <w:r>
+        <w:t>採用理由: 変革余地と再評価余地を中核に採用、PBR 0.37倍で資産価値対比の割安感、PER 9.22倍で利益対比の割安感、スコア上の最大寄与はValuation。</w:t>
+      </w:r>
+    </w:p>
+    <w:p>
+      <w:pPr>
+        <w:pStyle w:val="ListBullet"/>
+      </w:pPr>
+      <w:r>
+        <w:t>主なリスク: 金融規制・金利環境の影響。</w:t>
+      </w:r>
+    </w:p>
+    <w:p>
+      <w:pPr>
+        <w:pStyle w:val="Heading2"/>
+      </w:pPr>
+      <w:r>
+        <w:t>9501 東京電力ホールディングス株式会社</w:t>
+      </w:r>
+    </w:p>
+    <w:p>
+      <w:pPr>
+        <w:pStyle w:val="ListBullet"/>
+      </w:pPr>
+      <w:r>
+        <w:t>採用カテゴリ: Transformation Moat。資本効率改善、低PBR是正、事業構造改革による再評価枠。</w:t>
+      </w:r>
+    </w:p>
+    <w:p>
+      <w:pPr>
+        <w:pStyle w:val="ListBullet"/>
+      </w:pPr>
+      <w:r>
         <w:t>Future Moat/事業軸: 電力インフラ・データセンター需要。</w:t>
       </w:r>
     </w:p>
@@ -272,7 +312,7 @@
         <w:pStyle w:val="Heading2"/>
       </w:pPr>
       <w:r>
-        <w:t>8309 三井住友トラストグループ株式会社</w:t>
+        <w:t>3449 株式会社テクノフレックス</w:t>
       </w:r>
     </w:p>
     <w:p>
@@ -296,7 +336,367 @@
         <w:pStyle w:val="ListBullet"/>
       </w:pPr>
       <w:r>
-        <w:t>採用理由: 既存Moatを中核に採用、営業利益率 95.6%の収益力。</w:t>
+        <w:t>採用理由: 既存Moatを中核に採用、ROE 12.2%の収益性、営業利益率 17.3%の収益力、直近12か月リターン 404.8%の市場評価、スコア上の最大寄与はMomentum。</w:t>
+      </w:r>
+    </w:p>
+    <w:p>
+      <w:pPr>
+        <w:pStyle w:val="ListBullet"/>
+      </w:pPr>
+      <w:r>
+        <w:t>主なリスク: 市場全体の下落と業績モメンタム鈍化。</w:t>
+      </w:r>
+    </w:p>
+    <w:p>
+      <w:pPr>
+        <w:pStyle w:val="Heading2"/>
+      </w:pPr>
+      <w:r>
+        <w:t>6524 湖北工業株式会社</w:t>
+      </w:r>
+    </w:p>
+    <w:p>
+      <w:pPr>
+        <w:pStyle w:val="ListBullet"/>
+      </w:pPr>
+      <w:r>
+        <w:t>採用カテゴリ: Future Moat。AI、半導体、光通信、電力、データ基盤など将来の産業構造への接続枠。</w:t>
+      </w:r>
+    </w:p>
+    <w:p>
+      <w:pPr>
+        <w:pStyle w:val="ListBullet"/>
+      </w:pPr>
+      <w:r>
+        <w:t>Future Moat/事業軸: 光通信・電子部品・AIインフラ周辺部材。</w:t>
+      </w:r>
+    </w:p>
+    <w:p>
+      <w:pPr>
+        <w:pStyle w:val="ListBullet"/>
+      </w:pPr>
+      <w:r>
+        <w:t>採用理由: AI時代のFuture Moatを中核に採用、ROE 12.8%の収益性、営業利益率 26.5%の収益力、直近12か月リターン 237.7%の市場評価、スコア上の最大寄与はMomentum。</w:t>
+      </w:r>
+    </w:p>
+    <w:p>
+      <w:pPr>
+        <w:pStyle w:val="ListBullet"/>
+      </w:pPr>
+      <w:r>
+        <w:t>主なリスク: 株価変動率が高い、過去ドローダウンが大きい、半導体サイクルと設備投資減速、成長期待の剥落。</w:t>
+      </w:r>
+    </w:p>
+    <w:p>
+      <w:pPr>
+        <w:pStyle w:val="Heading2"/>
+      </w:pPr>
+      <w:r>
+        <w:t>6627 株式会社テラプローブ</w:t>
+      </w:r>
+    </w:p>
+    <w:p>
+      <w:pPr>
+        <w:pStyle w:val="ListBullet"/>
+      </w:pPr>
+      <w:r>
+        <w:t>採用カテゴリ: Future Moat。AI、半導体、光通信、電力、データ基盤など将来の産業構造への接続枠。</w:t>
+      </w:r>
+    </w:p>
+    <w:p>
+      <w:pPr>
+        <w:pStyle w:val="ListBullet"/>
+      </w:pPr>
+      <w:r>
+        <w:t>Future Moat/事業軸: AI半導体需要を支える半導体検査・後工程。</w:t>
+      </w:r>
+    </w:p>
+    <w:p>
+      <w:pPr>
+        <w:pStyle w:val="ListBullet"/>
+      </w:pPr>
+      <w:r>
+        <w:t>採用理由: AI時代のFuture Moatを中核に採用、ROE 11.6%の収益性、営業利益率 21.3%の収益力、直近12か月リターン 316.5%の市場評価、スコア上の最大寄与はMomentum。</w:t>
+      </w:r>
+    </w:p>
+    <w:p>
+      <w:pPr>
+        <w:pStyle w:val="ListBullet"/>
+      </w:pPr>
+      <w:r>
+        <w:t>主なリスク: 株価変動率が高い、過去ドローダウンが大きい、半導体サイクルと設備投資減速、成長期待の剥落。</w:t>
+      </w:r>
+    </w:p>
+    <w:p>
+      <w:pPr>
+        <w:pStyle w:val="Heading2"/>
+      </w:pPr>
+      <w:r>
+        <w:t>6777 ｓａｎｔｅｃ　Ｈｏｌｄｉｎｇｓ株式会社</w:t>
+      </w:r>
+    </w:p>
+    <w:p>
+      <w:pPr>
+        <w:pStyle w:val="ListBullet"/>
+      </w:pPr>
+      <w:r>
+        <w:t>採用カテゴリ: Future Moat。AI、半導体、光通信、電力、データ基盤など将来の産業構造への接続枠。</w:t>
+      </w:r>
+    </w:p>
+    <w:p>
+      <w:pPr>
+        <w:pStyle w:val="ListBullet"/>
+      </w:pPr>
+      <w:r>
+        <w:t>Future Moat/事業軸: 光通信・光計測・データセンター周辺。</w:t>
+      </w:r>
+    </w:p>
+    <w:p>
+      <w:pPr>
+        <w:pStyle w:val="ListBullet"/>
+      </w:pPr>
+      <w:r>
+        <w:t>採用理由: AI時代のFuture Moatを中核に採用、PBR 12.03倍でも成長・テーマ性を評価、ROE 23.7%の収益性、営業利益率 30.9%の収益力、直近12か月リターン 508.9%の市場評価、スコア上の最大寄与はMomentum。</w:t>
+      </w:r>
+    </w:p>
+    <w:p>
+      <w:pPr>
+        <w:pStyle w:val="ListBullet"/>
+      </w:pPr>
+      <w:r>
+        <w:t>主なリスク: 株価変動率が高い、過去ドローダウンが大きい、半導体サイクルと設備投資減速、成長期待の剥落。</w:t>
+      </w:r>
+    </w:p>
+    <w:p>
+      <w:pPr>
+        <w:pStyle w:val="Heading2"/>
+      </w:pPr>
+      <w:r>
+        <w:t>6387 サムコ　株式会社</w:t>
+      </w:r>
+    </w:p>
+    <w:p>
+      <w:pPr>
+        <w:pStyle w:val="ListBullet"/>
+      </w:pPr>
+      <w:r>
+        <w:t>採用カテゴリ: Future Moat。AI、半導体、光通信、電力、データ基盤など将来の産業構造への接続枠。</w:t>
+      </w:r>
+    </w:p>
+    <w:p>
+      <w:pPr>
+        <w:pStyle w:val="ListBullet"/>
+      </w:pPr>
+      <w:r>
+        <w:t>Future Moat/事業軸: 半導体製造装置・化合物半導体。</w:t>
+      </w:r>
+    </w:p>
+    <w:p>
+      <w:pPr>
+        <w:pStyle w:val="ListBullet"/>
+      </w:pPr>
+      <w:r>
+        <w:t>採用理由: AI時代のFuture Moatを中核に採用、ROE 12.5%の収益性、営業利益率 25.1%の収益力、直近12か月リターン 350.0%の市場評価、スコア上の最大寄与はMomentum。</w:t>
+      </w:r>
+    </w:p>
+    <w:p>
+      <w:pPr>
+        <w:pStyle w:val="ListBullet"/>
+      </w:pPr>
+      <w:r>
+        <w:t>主なリスク: 株価変動率が高い、過去ドローダウンが大きい、半導体サイクルと設備投資減速、成長期待の剥落。</w:t>
+      </w:r>
+    </w:p>
+    <w:p>
+      <w:pPr>
+        <w:pStyle w:val="Heading2"/>
+      </w:pPr>
+      <w:r>
+        <w:t>8473 ＳＢＩホールディングス株式会社</w:t>
+      </w:r>
+    </w:p>
+    <w:p>
+      <w:pPr>
+        <w:pStyle w:val="ListBullet"/>
+      </w:pPr>
+      <w:r>
+        <w:t>採用カテゴリ: Transformation Moat。資本効率改善、低PBR是正、事業構造改革による再評価枠。</w:t>
+      </w:r>
+    </w:p>
+    <w:p>
+      <w:pPr>
+        <w:pStyle w:val="ListBullet"/>
+      </w:pPr>
+      <w:r>
+        <w:t>Future Moat/事業軸: 資本効率改善または既存事業の堀。</w:t>
+      </w:r>
+    </w:p>
+    <w:p>
+      <w:pPr>
+        <w:pStyle w:val="ListBullet"/>
+      </w:pPr>
+      <w:r>
+        <w:t>採用理由: 変革余地と再評価余地を中核に採用、PER 4.66倍で利益対比の割安感、ROE 10.4%の収益性、営業利益率 74.5%の収益力、直近12か月リターン 56.8%の市場評価、スコア上の最大寄与はValuation。</w:t>
+      </w:r>
+    </w:p>
+    <w:p>
+      <w:pPr>
+        <w:pStyle w:val="ListBullet"/>
+      </w:pPr>
+      <w:r>
+        <w:t>主なリスク: 株価変動率が高い、金融規制・金利環境の影響。</w:t>
+      </w:r>
+    </w:p>
+    <w:p>
+      <w:pPr>
+        <w:pStyle w:val="Heading2"/>
+      </w:pPr>
+      <w:r>
+        <w:t>6800 株式会社ヨコオ</w:t>
+      </w:r>
+    </w:p>
+    <w:p>
+      <w:pPr>
+        <w:pStyle w:val="ListBullet"/>
+      </w:pPr>
+      <w:r>
+        <w:t>採用カテゴリ: Future Moat。AI、半導体、光通信、電力、データ基盤など将来の産業構造への接続枠。</w:t>
+      </w:r>
+    </w:p>
+    <w:p>
+      <w:pPr>
+        <w:pStyle w:val="ListBullet"/>
+      </w:pPr>
+      <w:r>
+        <w:t>Future Moat/事業軸: 通信・車載・電子部品。</w:t>
+      </w:r>
+    </w:p>
+    <w:p>
+      <w:pPr>
+        <w:pStyle w:val="ListBullet"/>
+      </w:pPr>
+      <w:r>
+        <w:t>採用理由: AI時代のFuture Moatを中核に採用、直近12か月リターン 316.7%の市場評価、スコア上の最大寄与はMomentum。</w:t>
+      </w:r>
+    </w:p>
+    <w:p>
+      <w:pPr>
+        <w:pStyle w:val="ListBullet"/>
+      </w:pPr>
+      <w:r>
+        <w:t>主なリスク: 株価変動率が高い、過去ドローダウンが大きい、半導体サイクルと設備投資減速、成長期待の剥落。</w:t>
+      </w:r>
+    </w:p>
+    <w:p>
+      <w:pPr>
+        <w:pStyle w:val="Heading2"/>
+      </w:pPr>
+      <w:r>
+        <w:t>9513 電源開発株式会社</w:t>
+      </w:r>
+    </w:p>
+    <w:p>
+      <w:pPr>
+        <w:pStyle w:val="ListBullet"/>
+      </w:pPr>
+      <w:r>
+        <w:t>採用カテゴリ: Transformation Moat。資本効率改善、低PBR是正、事業構造改革による再評価枠。</w:t>
+      </w:r>
+    </w:p>
+    <w:p>
+      <w:pPr>
+        <w:pStyle w:val="ListBullet"/>
+      </w:pPr>
+      <w:r>
+        <w:t>Future Moat/事業軸: 電力インフラ・脱炭素投資。</w:t>
+      </w:r>
+    </w:p>
+    <w:p>
+      <w:pPr>
+        <w:pStyle w:val="ListBullet"/>
+      </w:pPr>
+      <w:r>
+        <w:t>採用理由: 変革余地と再評価余地を中核に採用、PBR 0.50倍で資産価値対比の割安感、直近12か月リターン 61.2%の市場評価、スコア上の最大寄与はValuation。</w:t>
+      </w:r>
+    </w:p>
+    <w:p>
+      <w:pPr>
+        <w:pStyle w:val="ListBullet"/>
+      </w:pPr>
+      <w:r>
+        <w:t>主なリスク: 規制・燃料価格・政策変更。</w:t>
+      </w:r>
+    </w:p>
+    <w:p>
+      <w:pPr>
+        <w:pStyle w:val="Heading2"/>
+      </w:pPr>
+      <w:r>
+        <w:t>8050 セイコーグループ株式会社</w:t>
+      </w:r>
+    </w:p>
+    <w:p>
+      <w:pPr>
+        <w:pStyle w:val="ListBullet"/>
+      </w:pPr>
+      <w:r>
+        <w:t>採用カテゴリ: Future Moat。AI、半導体、光通信、電力、データ基盤など将来の産業構造への接続枠。</w:t>
+      </w:r>
+    </w:p>
+    <w:p>
+      <w:pPr>
+        <w:pStyle w:val="ListBullet"/>
+      </w:pPr>
+      <w:r>
+        <w:t>Future Moat/事業軸: 精密機器・電子デバイス・ブランド資産。</w:t>
+      </w:r>
+    </w:p>
+    <w:p>
+      <w:pPr>
+        <w:pStyle w:val="ListBullet"/>
+      </w:pPr>
+      <w:r>
+        <w:t>採用理由: AI時代のFuture Moatを中核に採用、直近12か月リターン 237.9%の市場評価、スコア上の最大寄与はMomentum。</w:t>
+      </w:r>
+    </w:p>
+    <w:p>
+      <w:pPr>
+        <w:pStyle w:val="ListBullet"/>
+      </w:pPr>
+      <w:r>
+        <w:t>主なリスク: 株価変動率が高い、過去ドローダウンが大きい、成長期待の剥落。</w:t>
+      </w:r>
+    </w:p>
+    <w:p>
+      <w:pPr>
+        <w:pStyle w:val="Heading2"/>
+      </w:pPr>
+      <w:r>
+        <w:t>8309 三井住友トラストグループ株式会社</w:t>
+      </w:r>
+    </w:p>
+    <w:p>
+      <w:pPr>
+        <w:pStyle w:val="ListBullet"/>
+      </w:pPr>
+      <w:r>
+        <w:t>採用カテゴリ: Transformation Moat。資本効率改善、低PBR是正、事業構造改革による再評価枠。</w:t>
+      </w:r>
+    </w:p>
+    <w:p>
+      <w:pPr>
+        <w:pStyle w:val="ListBullet"/>
+      </w:pPr>
+      <w:r>
+        <w:t>Future Moat/事業軸: 資本効率改善または既存事業の堀。</w:t>
+      </w:r>
+    </w:p>
+    <w:p>
+      <w:pPr>
+        <w:pStyle w:val="ListBullet"/>
+      </w:pPr>
+      <w:r>
+        <w:t>採用理由: 変革余地と再評価余地を中核に採用、営業利益率 95.6%の収益力、スコア上の最大寄与はTransformation。</w:t>
       </w:r>
     </w:p>
     <w:p>
@@ -312,7 +712,127 @@
         <w:pStyle w:val="Heading2"/>
       </w:pPr>
       <w:r>
-        <w:t>3449 株式会社テクノフレックス</w:t>
+        <w:t>6356 日本ギア工業株式会社</w:t>
+      </w:r>
+    </w:p>
+    <w:p>
+      <w:pPr>
+        <w:pStyle w:val="ListBullet"/>
+      </w:pPr>
+      <w:r>
+        <w:t>採用カテゴリ: Future Moat。AI、半導体、光通信、電力、データ基盤など将来の産業構造への接続枠。</w:t>
+      </w:r>
+    </w:p>
+    <w:p>
+      <w:pPr>
+        <w:pStyle w:val="ListBullet"/>
+      </w:pPr>
+      <w:r>
+        <w:t>Future Moat/事業軸: 省人化・半導体製造・設備投資。</w:t>
+      </w:r>
+    </w:p>
+    <w:p>
+      <w:pPr>
+        <w:pStyle w:val="ListBullet"/>
+      </w:pPr>
+      <w:r>
+        <w:t>採用理由: AI時代のFuture Moatを中核に採用、PBR 3.90倍でも成長・テーマ性を評価、ROE 12.3%の収益性、営業利益率 22.0%の収益力、直近12か月リターン 201.0%の市場評価、スコア上の最大寄与はMomentum。</w:t>
+      </w:r>
+    </w:p>
+    <w:p>
+      <w:pPr>
+        <w:pStyle w:val="ListBullet"/>
+      </w:pPr>
+      <w:r>
+        <w:t>主なリスク: 株価変動率が高い、過去ドローダウンが大きい、半導体サイクルと設備投資減速、成長期待の剥落。</w:t>
+      </w:r>
+    </w:p>
+    <w:p>
+      <w:pPr>
+        <w:pStyle w:val="Heading2"/>
+      </w:pPr>
+      <w:r>
+        <w:t>6617 株式会社東光高岳</w:t>
+      </w:r>
+    </w:p>
+    <w:p>
+      <w:pPr>
+        <w:pStyle w:val="ListBullet"/>
+      </w:pPr>
+      <w:r>
+        <w:t>採用カテゴリ: Future Moat。AI、半導体、光通信、電力、データ基盤など将来の産業構造への接続枠。</w:t>
+      </w:r>
+    </w:p>
+    <w:p>
+      <w:pPr>
+        <w:pStyle w:val="ListBullet"/>
+      </w:pPr>
+      <w:r>
+        <w:t>Future Moat/事業軸: 電子部品・半導体・通信インフラ。</w:t>
+      </w:r>
+    </w:p>
+    <w:p>
+      <w:pPr>
+        <w:pStyle w:val="ListBullet"/>
+      </w:pPr>
+      <w:r>
+        <w:t>採用理由: AI時代のFuture Moatを中核に採用、直近12か月リターン 243.1%の市場評価、スコア上の最大寄与はMomentum。</w:t>
+      </w:r>
+    </w:p>
+    <w:p>
+      <w:pPr>
+        <w:pStyle w:val="ListBullet"/>
+      </w:pPr>
+      <w:r>
+        <w:t>主なリスク: 株価変動率が高い、過去ドローダウンが大きい、半導体サイクルと設備投資減速、成長期待の剥落。</w:t>
+      </w:r>
+    </w:p>
+    <w:p>
+      <w:pPr>
+        <w:pStyle w:val="Heading2"/>
+      </w:pPr>
+      <w:r>
+        <w:t>9503 関西電力株式会社</w:t>
+      </w:r>
+    </w:p>
+    <w:p>
+      <w:pPr>
+        <w:pStyle w:val="ListBullet"/>
+      </w:pPr>
+      <w:r>
+        <w:t>採用カテゴリ: Transformation Moat。資本効率改善、低PBR是正、事業構造改革による再評価枠。</w:t>
+      </w:r>
+    </w:p>
+    <w:p>
+      <w:pPr>
+        <w:pStyle w:val="ListBullet"/>
+      </w:pPr>
+      <w:r>
+        <w:t>Future Moat/事業軸: 電力インフラ・データセンター需要。</w:t>
+      </w:r>
+    </w:p>
+    <w:p>
+      <w:pPr>
+        <w:pStyle w:val="ListBullet"/>
+      </w:pPr>
+      <w:r>
+        <w:t>採用理由: 変革余地と再評価余地を中核に採用、PBR 0.74倍で資産価値対比の割安感、PER 6.71倍で利益対比の割安感、ROE 14.5%の収益性、スコア上の最大寄与はValuation。</w:t>
+      </w:r>
+    </w:p>
+    <w:p>
+      <w:pPr>
+        <w:pStyle w:val="ListBullet"/>
+      </w:pPr>
+      <w:r>
+        <w:t>主なリスク: 株価変動率が高い、過去ドローダウンが大きい、規制・燃料価格・政策変更。</w:t>
+      </w:r>
+    </w:p>
+    <w:p>
+      <w:pPr>
+        <w:pStyle w:val="Heading2"/>
+      </w:pPr>
+      <w:r>
+        <w:t>4971 メック株式会社</w:t>
       </w:r>
     </w:p>
     <w:p>
@@ -336,7 +856,7 @@
         <w:pStyle w:val="ListBullet"/>
       </w:pPr>
       <w:r>
-        <w:t>採用理由: 既存Moatを中核に採用、ROE 12.2%の収益性、営業利益率 17.3%の収益力、直近12か月リターン 404.8%の市場評価、スコア上の最大寄与はMomentum。</w:t>
+        <w:t>採用理由: 既存Moatを中核に採用、ROE 18.9%の収益性、営業利益率 22.1%の収益力、直近12か月リターン 343.6%の市場評価、スコア上の最大寄与はMomentum。</w:t>
       </w:r>
     </w:p>
     <w:p>
@@ -344,7 +864,7 @@
         <w:pStyle w:val="ListBullet"/>
       </w:pPr>
       <w:r>
-        <w:t>主なリスク: 市場全体の下落と業績モメンタム鈍化。</w:t>
+        <w:t>主なリスク: 株価変動率が高い、過去ドローダウンが大きい。</w:t>
       </w:r>
     </w:p>
     <w:p>
@@ -352,7 +872,47 @@
         <w:pStyle w:val="Heading2"/>
       </w:pPr>
       <w:r>
-        <w:t>8630 ＳＯＭＰＯホールディングス株式会社</w:t>
+        <w:t>5985 サンコール株式会社</w:t>
+      </w:r>
+    </w:p>
+    <w:p>
+      <w:pPr>
+        <w:pStyle w:val="ListBullet"/>
+      </w:pPr>
+      <w:r>
+        <w:t>採用カテゴリ: Transformation Moat。資本効率改善、低PBR是正、事業構造改革による再評価枠。</w:t>
+      </w:r>
+    </w:p>
+    <w:p>
+      <w:pPr>
+        <w:pStyle w:val="ListBullet"/>
+      </w:pPr>
+      <w:r>
+        <w:t>Future Moat/事業軸: 資本効率改善または既存事業の堀。</w:t>
+      </w:r>
+    </w:p>
+    <w:p>
+      <w:pPr>
+        <w:pStyle w:val="ListBullet"/>
+      </w:pPr>
+      <w:r>
+        <w:t>採用理由: 変革余地と再評価余地を中核に採用、PER 8.23倍で利益対比の割安感、直近12か月リターン 456.6%の市場評価、スコア上の最大寄与はMomentum。</w:t>
+      </w:r>
+    </w:p>
+    <w:p>
+      <w:pPr>
+        <w:pStyle w:val="ListBullet"/>
+      </w:pPr>
+      <w:r>
+        <w:t>主なリスク: 株価変動率が高い、過去ドローダウンが大きい。</w:t>
+      </w:r>
+    </w:p>
+    <w:p>
+      <w:pPr>
+        <w:pStyle w:val="Heading2"/>
+      </w:pPr>
+      <w:r>
+        <w:t>4368 扶桑化学工業株式会社</w:t>
       </w:r>
     </w:p>
     <w:p>
@@ -376,487 +936,7 @@
         <w:pStyle w:val="ListBullet"/>
       </w:pPr>
       <w:r>
-        <w:t>採用理由: 既存Moatを中核に採用、PER 8.42倍で利益対比の割安感、営業利益率 83.7%の収益力。</w:t>
-      </w:r>
-    </w:p>
-    <w:p>
-      <w:pPr>
-        <w:pStyle w:val="ListBullet"/>
-      </w:pPr>
-      <w:r>
-        <w:t>主なリスク: 株価変動率が高い、金融規制・金利環境の影響。</w:t>
-      </w:r>
-    </w:p>
-    <w:p>
-      <w:pPr>
-        <w:pStyle w:val="Heading2"/>
-      </w:pPr>
-      <w:r>
-        <w:t>8473 ＳＢＩホールディングス株式会社</w:t>
-      </w:r>
-    </w:p>
-    <w:p>
-      <w:pPr>
-        <w:pStyle w:val="ListBullet"/>
-      </w:pPr>
-      <w:r>
-        <w:t>採用カテゴリ: Transformation Moat。資本効率改善、低PBR是正、事業構造改革による再評価枠。</w:t>
-      </w:r>
-    </w:p>
-    <w:p>
-      <w:pPr>
-        <w:pStyle w:val="ListBullet"/>
-      </w:pPr>
-      <w:r>
-        <w:t>Future Moat/事業軸: 資本効率改善または既存事業の堀。</w:t>
-      </w:r>
-    </w:p>
-    <w:p>
-      <w:pPr>
-        <w:pStyle w:val="ListBullet"/>
-      </w:pPr>
-      <w:r>
-        <w:t>採用理由: 変革余地と再評価余地を中核に採用、PER 4.66倍で利益対比の割安感、ROE 10.4%の収益性、営業利益率 74.5%の収益力、直近12か月リターン 56.8%の市場評価、スコア上の最大寄与はValuation。</w:t>
-      </w:r>
-    </w:p>
-    <w:p>
-      <w:pPr>
-        <w:pStyle w:val="ListBullet"/>
-      </w:pPr>
-      <w:r>
-        <w:t>主なリスク: 株価変動率が高い、金融規制・金利環境の影響。</w:t>
-      </w:r>
-    </w:p>
-    <w:p>
-      <w:pPr>
-        <w:pStyle w:val="Heading2"/>
-      </w:pPr>
-      <w:r>
-        <w:t>6178 日本郵政株式会社</w:t>
-      </w:r>
-    </w:p>
-    <w:p>
-      <w:pPr>
-        <w:pStyle w:val="ListBullet"/>
-      </w:pPr>
-      <w:r>
-        <w:t>採用カテゴリ: Core Moat。既存の競争優位・収益基盤・ブランドを評価する安定枠。</w:t>
-      </w:r>
-    </w:p>
-    <w:p>
-      <w:pPr>
-        <w:pStyle w:val="ListBullet"/>
-      </w:pPr>
-      <w:r>
-        <w:t>Future Moat/事業軸: 資本効率改善または既存事業の堀。</w:t>
-      </w:r>
-    </w:p>
-    <w:p>
-      <w:pPr>
-        <w:pStyle w:val="ListBullet"/>
-      </w:pPr>
-      <w:r>
-        <w:t>採用理由: 既存Moatを中核に採用、PBR 0.59倍で資産価値対比の割安感、営業利益率 67.2%の収益力。</w:t>
-      </w:r>
-    </w:p>
-    <w:p>
-      <w:pPr>
-        <w:pStyle w:val="ListBullet"/>
-      </w:pPr>
-      <w:r>
-        <w:t>主なリスク: 市場全体の下落と業績モメンタム鈍化。</w:t>
-      </w:r>
-    </w:p>
-    <w:p>
-      <w:pPr>
-        <w:pStyle w:val="Heading2"/>
-      </w:pPr>
-      <w:r>
-        <w:t>6777 ｓａｎｔｅｃ　Ｈｏｌｄｉｎｇｓ株式会社</w:t>
-      </w:r>
-    </w:p>
-    <w:p>
-      <w:pPr>
-        <w:pStyle w:val="ListBullet"/>
-      </w:pPr>
-      <w:r>
-        <w:t>採用カテゴリ: Future Moat。AI、半導体、光通信、電力、データ基盤など将来の産業構造への接続枠。</w:t>
-      </w:r>
-    </w:p>
-    <w:p>
-      <w:pPr>
-        <w:pStyle w:val="ListBullet"/>
-      </w:pPr>
-      <w:r>
-        <w:t>Future Moat/事業軸: 光通信・光計測・データセンター周辺。</w:t>
-      </w:r>
-    </w:p>
-    <w:p>
-      <w:pPr>
-        <w:pStyle w:val="ListBullet"/>
-      </w:pPr>
-      <w:r>
-        <w:t>採用理由: AI時代のFuture Moatを中核に採用、PBR 12.03倍でも成長・テーマ性を評価、ROE 23.7%の収益性、営業利益率 30.9%の収益力、直近12か月リターン 508.9%の市場評価、スコア上の最大寄与はMomentum。</w:t>
-      </w:r>
-    </w:p>
-    <w:p>
-      <w:pPr>
-        <w:pStyle w:val="ListBullet"/>
-      </w:pPr>
-      <w:r>
-        <w:t>主なリスク: 株価変動率が高い、過去ドローダウンが大きい、半導体サイクルと設備投資減速、成長期待の剥落。</w:t>
-      </w:r>
-    </w:p>
-    <w:p>
-      <w:pPr>
-        <w:pStyle w:val="Heading2"/>
-      </w:pPr>
-      <w:r>
-        <w:t>5844 株式会社京都フィナンシャルグループ</w:t>
-      </w:r>
-    </w:p>
-    <w:p>
-      <w:pPr>
-        <w:pStyle w:val="ListBullet"/>
-      </w:pPr>
-      <w:r>
-        <w:t>採用カテゴリ: Core Moat。既存の競争優位・収益基盤・ブランドを評価する安定枠。</w:t>
-      </w:r>
-    </w:p>
-    <w:p>
-      <w:pPr>
-        <w:pStyle w:val="ListBullet"/>
-      </w:pPr>
-      <w:r>
-        <w:t>Future Moat/事業軸: 資本効率改善または既存事業の堀。</w:t>
-      </w:r>
-    </w:p>
-    <w:p>
-      <w:pPr>
-        <w:pStyle w:val="ListBullet"/>
-      </w:pPr>
-      <w:r>
-        <w:t>採用理由: 既存Moatを中核に採用、営業利益率 95.9%の収益力、直近12か月リターン 86.0%の市場評価。</w:t>
-      </w:r>
-    </w:p>
-    <w:p>
-      <w:pPr>
-        <w:pStyle w:val="ListBullet"/>
-      </w:pPr>
-      <w:r>
-        <w:t>主なリスク: 株価変動率が高い、過去ドローダウンが大きい、金融規制・金利環境の影響。</w:t>
-      </w:r>
-    </w:p>
-    <w:p>
-      <w:pPr>
-        <w:pStyle w:val="Heading2"/>
-      </w:pPr>
-      <w:r>
-        <w:t>6627 株式会社テラプローブ</w:t>
-      </w:r>
-    </w:p>
-    <w:p>
-      <w:pPr>
-        <w:pStyle w:val="ListBullet"/>
-      </w:pPr>
-      <w:r>
-        <w:t>採用カテゴリ: Future Moat。AI、半導体、光通信、電力、データ基盤など将来の産業構造への接続枠。</w:t>
-      </w:r>
-    </w:p>
-    <w:p>
-      <w:pPr>
-        <w:pStyle w:val="ListBullet"/>
-      </w:pPr>
-      <w:r>
-        <w:t>Future Moat/事業軸: AI半導体需要を支える半導体検査・後工程。</w:t>
-      </w:r>
-    </w:p>
-    <w:p>
-      <w:pPr>
-        <w:pStyle w:val="ListBullet"/>
-      </w:pPr>
-      <w:r>
-        <w:t>採用理由: AI時代のFuture Moatを中核に採用、ROE 11.6%の収益性、営業利益率 21.3%の収益力、直近12か月リターン 316.5%の市場評価、スコア上の最大寄与はMomentum。</w:t>
-      </w:r>
-    </w:p>
-    <w:p>
-      <w:pPr>
-        <w:pStyle w:val="ListBullet"/>
-      </w:pPr>
-      <w:r>
-        <w:t>主なリスク: 株価変動率が高い、過去ドローダウンが大きい、半導体サイクルと設備投資減速、成長期待の剥落。</w:t>
-      </w:r>
-    </w:p>
-    <w:p>
-      <w:pPr>
-        <w:pStyle w:val="Heading2"/>
-      </w:pPr>
-      <w:r>
-        <w:t>6524 湖北工業株式会社</w:t>
-      </w:r>
-    </w:p>
-    <w:p>
-      <w:pPr>
-        <w:pStyle w:val="ListBullet"/>
-      </w:pPr>
-      <w:r>
-        <w:t>採用カテゴリ: Future Moat。AI、半導体、光通信、電力、データ基盤など将来の産業構造への接続枠。</w:t>
-      </w:r>
-    </w:p>
-    <w:p>
-      <w:pPr>
-        <w:pStyle w:val="ListBullet"/>
-      </w:pPr>
-      <w:r>
-        <w:t>Future Moat/事業軸: 光通信・電子部品・AIインフラ周辺部材。</w:t>
-      </w:r>
-    </w:p>
-    <w:p>
-      <w:pPr>
-        <w:pStyle w:val="ListBullet"/>
-      </w:pPr>
-      <w:r>
-        <w:t>採用理由: AI時代のFuture Moatを中核に採用、ROE 12.8%の収益性、営業利益率 26.5%の収益力、直近12か月リターン 237.7%の市場評価、スコア上の最大寄与はMomentum。</w:t>
-      </w:r>
-    </w:p>
-    <w:p>
-      <w:pPr>
-        <w:pStyle w:val="ListBullet"/>
-      </w:pPr>
-      <w:r>
-        <w:t>主なリスク: 株価変動率が高い、過去ドローダウンが大きい、半導体サイクルと設備投資減速、成長期待の剥落。</w:t>
-      </w:r>
-    </w:p>
-    <w:p>
-      <w:pPr>
-        <w:pStyle w:val="Heading2"/>
-      </w:pPr>
-      <w:r>
-        <w:t>6387 サムコ　株式会社</w:t>
-      </w:r>
-    </w:p>
-    <w:p>
-      <w:pPr>
-        <w:pStyle w:val="ListBullet"/>
-      </w:pPr>
-      <w:r>
-        <w:t>採用カテゴリ: Future Moat。AI、半導体、光通信、電力、データ基盤など将来の産業構造への接続枠。</w:t>
-      </w:r>
-    </w:p>
-    <w:p>
-      <w:pPr>
-        <w:pStyle w:val="ListBullet"/>
-      </w:pPr>
-      <w:r>
-        <w:t>Future Moat/事業軸: 半導体製造装置・化合物半導体。</w:t>
-      </w:r>
-    </w:p>
-    <w:p>
-      <w:pPr>
-        <w:pStyle w:val="ListBullet"/>
-      </w:pPr>
-      <w:r>
-        <w:t>採用理由: AI時代のFuture Moatを中核に採用、ROE 12.5%の収益性、営業利益率 25.1%の収益力、直近12か月リターン 350.0%の市場評価、スコア上の最大寄与はMomentum。</w:t>
-      </w:r>
-    </w:p>
-    <w:p>
-      <w:pPr>
-        <w:pStyle w:val="ListBullet"/>
-      </w:pPr>
-      <w:r>
-        <w:t>主なリスク: 株価変動率が高い、過去ドローダウンが大きい、半導体サイクルと設備投資減速、成長期待の剥落。</w:t>
-      </w:r>
-    </w:p>
-    <w:p>
-      <w:pPr>
-        <w:pStyle w:val="Heading2"/>
-      </w:pPr>
-      <w:r>
-        <w:t>6800 株式会社ヨコオ</w:t>
-      </w:r>
-    </w:p>
-    <w:p>
-      <w:pPr>
-        <w:pStyle w:val="ListBullet"/>
-      </w:pPr>
-      <w:r>
-        <w:t>採用カテゴリ: Future Moat。AI、半導体、光通信、電力、データ基盤など将来の産業構造への接続枠。</w:t>
-      </w:r>
-    </w:p>
-    <w:p>
-      <w:pPr>
-        <w:pStyle w:val="ListBullet"/>
-      </w:pPr>
-      <w:r>
-        <w:t>Future Moat/事業軸: 通信・車載・電子部品。</w:t>
-      </w:r>
-    </w:p>
-    <w:p>
-      <w:pPr>
-        <w:pStyle w:val="ListBullet"/>
-      </w:pPr>
-      <w:r>
-        <w:t>採用理由: AI時代のFuture Moatを中核に採用、直近12か月リターン 316.7%の市場評価、スコア上の最大寄与はMomentum。</w:t>
-      </w:r>
-    </w:p>
-    <w:p>
-      <w:pPr>
-        <w:pStyle w:val="ListBullet"/>
-      </w:pPr>
-      <w:r>
-        <w:t>主なリスク: 株価変動率が高い、過去ドローダウンが大きい、半導体サイクルと設備投資減速、成長期待の剥落。</w:t>
-      </w:r>
-    </w:p>
-    <w:p>
-      <w:pPr>
-        <w:pStyle w:val="Heading2"/>
-      </w:pPr>
-      <w:r>
-        <w:t>9513 電源開発株式会社</w:t>
-      </w:r>
-    </w:p>
-    <w:p>
-      <w:pPr>
-        <w:pStyle w:val="ListBullet"/>
-      </w:pPr>
-      <w:r>
-        <w:t>採用カテゴリ: Transformation Moat。資本効率改善、低PBR是正、事業構造改革による再評価枠。</w:t>
-      </w:r>
-    </w:p>
-    <w:p>
-      <w:pPr>
-        <w:pStyle w:val="ListBullet"/>
-      </w:pPr>
-      <w:r>
-        <w:t>Future Moat/事業軸: 電力インフラ・脱炭素投資。</w:t>
-      </w:r>
-    </w:p>
-    <w:p>
-      <w:pPr>
-        <w:pStyle w:val="ListBullet"/>
-      </w:pPr>
-      <w:r>
-        <w:t>採用理由: 変革余地と再評価余地を中核に採用、PBR 0.50倍で資産価値対比の割安感、直近12か月リターン 61.2%の市場評価、スコア上の最大寄与はValuation。</w:t>
-      </w:r>
-    </w:p>
-    <w:p>
-      <w:pPr>
-        <w:pStyle w:val="ListBullet"/>
-      </w:pPr>
-      <w:r>
-        <w:t>主なリスク: 規制・燃料価格・政策変更。</w:t>
-      </w:r>
-    </w:p>
-    <w:p>
-      <w:pPr>
-        <w:pStyle w:val="Heading2"/>
-      </w:pPr>
-      <w:r>
-        <w:t>8050 セイコーグループ株式会社</w:t>
-      </w:r>
-    </w:p>
-    <w:p>
-      <w:pPr>
-        <w:pStyle w:val="ListBullet"/>
-      </w:pPr>
-      <w:r>
-        <w:t>採用カテゴリ: Future Moat。AI、半導体、光通信、電力、データ基盤など将来の産業構造への接続枠。</w:t>
-      </w:r>
-    </w:p>
-    <w:p>
-      <w:pPr>
-        <w:pStyle w:val="ListBullet"/>
-      </w:pPr>
-      <w:r>
-        <w:t>Future Moat/事業軸: 精密機器・電子デバイス・ブランド資産。</w:t>
-      </w:r>
-    </w:p>
-    <w:p>
-      <w:pPr>
-        <w:pStyle w:val="ListBullet"/>
-      </w:pPr>
-      <w:r>
-        <w:t>採用理由: AI時代のFuture Moatを中核に採用、直近12か月リターン 237.9%の市場評価、スコア上の最大寄与はMomentum。</w:t>
-      </w:r>
-    </w:p>
-    <w:p>
-      <w:pPr>
-        <w:pStyle w:val="ListBullet"/>
-      </w:pPr>
-      <w:r>
-        <w:t>主なリスク: 株価変動率が高い、過去ドローダウンが大きい、成長期待の剥落。</w:t>
-      </w:r>
-    </w:p>
-    <w:p>
-      <w:pPr>
-        <w:pStyle w:val="Heading2"/>
-      </w:pPr>
-      <w:r>
-        <w:t>6356 日本ギア工業株式会社</w:t>
-      </w:r>
-    </w:p>
-    <w:p>
-      <w:pPr>
-        <w:pStyle w:val="ListBullet"/>
-      </w:pPr>
-      <w:r>
-        <w:t>採用カテゴリ: Future Moat。AI、半導体、光通信、電力、データ基盤など将来の産業構造への接続枠。</w:t>
-      </w:r>
-    </w:p>
-    <w:p>
-      <w:pPr>
-        <w:pStyle w:val="ListBullet"/>
-      </w:pPr>
-      <w:r>
-        <w:t>Future Moat/事業軸: 省人化・半導体製造・設備投資。</w:t>
-      </w:r>
-    </w:p>
-    <w:p>
-      <w:pPr>
-        <w:pStyle w:val="ListBullet"/>
-      </w:pPr>
-      <w:r>
-        <w:t>採用理由: AI時代のFuture Moatを中核に採用、PBR 3.90倍でも成長・テーマ性を評価、ROE 12.3%の収益性、営業利益率 22.0%の収益力、直近12か月リターン 201.0%の市場評価、スコア上の最大寄与はMomentum。</w:t>
-      </w:r>
-    </w:p>
-    <w:p>
-      <w:pPr>
-        <w:pStyle w:val="ListBullet"/>
-      </w:pPr>
-      <w:r>
-        <w:t>主なリスク: 株価変動率が高い、過去ドローダウンが大きい、半導体サイクルと設備投資減速、成長期待の剥落。</w:t>
-      </w:r>
-    </w:p>
-    <w:p>
-      <w:pPr>
-        <w:pStyle w:val="Heading2"/>
-      </w:pPr>
-      <w:r>
-        <w:t>9984 ソフトバンクグループ株式会社</w:t>
-      </w:r>
-    </w:p>
-    <w:p>
-      <w:pPr>
-        <w:pStyle w:val="ListBullet"/>
-      </w:pPr>
-      <w:r>
-        <w:t>採用カテゴリ: Core Moat。既存の競争優位・収益基盤・ブランドを評価する安定枠。</w:t>
-      </w:r>
-    </w:p>
-    <w:p>
-      <w:pPr>
-        <w:pStyle w:val="ListBullet"/>
-      </w:pPr>
-      <w:r>
-        <w:t>Future Moat/事業軸: AI投資、半導体、デジタルプラットフォーム。</w:t>
-      </w:r>
-    </w:p>
-    <w:p>
-      <w:pPr>
-        <w:pStyle w:val="ListBullet"/>
-      </w:pPr>
-      <w:r>
-        <w:t>採用理由: 既存Moatを中核に採用、PER 9.79倍で利益対比の割安感、ROE 20.3%の収益性、営業利益率 74.6%の収益力、直近12か月リターン 305.8%の市場評価、スコア上の最大寄与はMomentum。</w:t>
+        <w:t>採用理由: 既存Moatを中核に採用、ROE 11.2%の収益性、営業利益率 26.6%の収益力、直近12か月リターン 241.2%の市場評価、スコア上の最大寄与はMomentum。</w:t>
       </w:r>
     </w:p>
     <w:p>
@@ -872,7 +952,7 @@
         <w:pStyle w:val="Heading2"/>
       </w:pPr>
       <w:r>
-        <w:t>6617 株式会社東光高岳</w:t>
+        <w:t>3723 日本ファルコム株式会社</w:t>
       </w:r>
     </w:p>
     <w:p>
@@ -880,7 +960,7 @@
         <w:pStyle w:val="ListBullet"/>
       </w:pPr>
       <w:r>
-        <w:t>採用カテゴリ: Future Moat。AI、半導体、光通信、電力、データ基盤など将来の産業構造への接続枠。</w:t>
+        <w:t>採用カテゴリ: Discovery。市場に見落とされやすい発見枠。</w:t>
       </w:r>
     </w:p>
     <w:p>
@@ -888,7 +968,7 @@
         <w:pStyle w:val="ListBullet"/>
       </w:pPr>
       <w:r>
-        <w:t>Future Moat/事業軸: 電子部品・半導体・通信インフラ。</w:t>
+        <w:t>Future Moat/事業軸: AI・ソフトウェア・データ基盤。</w:t>
       </w:r>
     </w:p>
     <w:p>
@@ -896,7 +976,7 @@
         <w:pStyle w:val="ListBullet"/>
       </w:pPr>
       <w:r>
-        <w:t>採用理由: AI時代のFuture Moatを中核に採用、直近12か月リターン 243.1%の市場評価、スコア上の最大寄与はMomentum。</w:t>
+        <w:t>採用理由: 市場に見落とされやすいDiscovery枠として採用、営業利益率 51.3%の収益力、直近12か月リターン 108.4%の市場評価、スコア上の最大寄与はMomentum。</w:t>
       </w:r>
     </w:p>
     <w:p>
@@ -904,87 +984,7 @@
         <w:pStyle w:val="ListBullet"/>
       </w:pPr>
       <w:r>
-        <w:t>主なリスク: 株価変動率が高い、過去ドローダウンが大きい、半導体サイクルと設備投資減速、成長期待の剥落。</w:t>
-      </w:r>
-    </w:p>
-    <w:p>
-      <w:pPr>
-        <w:pStyle w:val="Heading2"/>
-      </w:pPr>
-      <w:r>
-        <w:t>4971 メック株式会社</w:t>
-      </w:r>
-    </w:p>
-    <w:p>
-      <w:pPr>
-        <w:pStyle w:val="ListBullet"/>
-      </w:pPr>
-      <w:r>
-        <w:t>採用カテゴリ: Core Moat。既存の競争優位・収益基盤・ブランドを評価する安定枠。</w:t>
-      </w:r>
-    </w:p>
-    <w:p>
-      <w:pPr>
-        <w:pStyle w:val="ListBullet"/>
-      </w:pPr>
-      <w:r>
-        <w:t>Future Moat/事業軸: 資本効率改善または既存事業の堀。</w:t>
-      </w:r>
-    </w:p>
-    <w:p>
-      <w:pPr>
-        <w:pStyle w:val="ListBullet"/>
-      </w:pPr>
-      <w:r>
-        <w:t>採用理由: 既存Moatを中核に採用、ROE 18.9%の収益性、営業利益率 22.1%の収益力、直近12か月リターン 343.6%の市場評価、スコア上の最大寄与はMomentum。</w:t>
-      </w:r>
-    </w:p>
-    <w:p>
-      <w:pPr>
-        <w:pStyle w:val="ListBullet"/>
-      </w:pPr>
-      <w:r>
-        <w:t>主なリスク: 株価変動率が高い、過去ドローダウンが大きい。</w:t>
-      </w:r>
-    </w:p>
-    <w:p>
-      <w:pPr>
-        <w:pStyle w:val="Heading2"/>
-      </w:pPr>
-      <w:r>
-        <w:t>9503 関西電力株式会社</w:t>
-      </w:r>
-    </w:p>
-    <w:p>
-      <w:pPr>
-        <w:pStyle w:val="ListBullet"/>
-      </w:pPr>
-      <w:r>
-        <w:t>採用カテゴリ: Transformation Moat。資本効率改善、低PBR是正、事業構造改革による再評価枠。</w:t>
-      </w:r>
-    </w:p>
-    <w:p>
-      <w:pPr>
-        <w:pStyle w:val="ListBullet"/>
-      </w:pPr>
-      <w:r>
-        <w:t>Future Moat/事業軸: 電力インフラ・データセンター需要。</w:t>
-      </w:r>
-    </w:p>
-    <w:p>
-      <w:pPr>
-        <w:pStyle w:val="ListBullet"/>
-      </w:pPr>
-      <w:r>
-        <w:t>採用理由: 変革余地と再評価余地を中核に採用、PBR 0.74倍で資産価値対比の割安感、PER 6.71倍で利益対比の割安感、ROE 14.5%の収益性、スコア上の最大寄与はValuation。</w:t>
-      </w:r>
-    </w:p>
-    <w:p>
-      <w:pPr>
-        <w:pStyle w:val="ListBullet"/>
-      </w:pPr>
-      <w:r>
-        <w:t>主なリスク: 株価変動率が高い、過去ドローダウンが大きい、規制・燃料価格・政策変更。</w:t>
+        <w:t>主なリスク: 株価変動率が高い。</w:t>
       </w:r>
     </w:p>
     <w:p>
@@ -1033,7 +1033,7 @@
     </w:p>
     <w:p>
       <w:r>
-        <w:t>パフォーマンス分析では、累積リターン、年率リターン、Sharpe、最大ドローダウン、CAPM alpha/betaを示す。本ポートフォリオは累積401.24%、年率39.43%、Sharpe 1.72、最大DD -33.28%である。ただし、最大DDはTOPIXより深く、Future Moat銘柄のボラティリティと集中リスクを伴う。この弱点を認めたうえで、リスクを理解して勝ちに行くポートフォリオとして表現する。</w:t>
+        <w:t>パフォーマンス分析では、累積リターン、年率リターン、Sharpe、最大ドローダウン、CAPM alpha/betaを示す。本ポートフォリオは累積381.39%、年率38.28%、Sharpe 1.71、最大DD -33.22%である。ただし、最大DDはTOPIXより深く、Future Moat銘柄のボラティリティと集中リスクを伴う。この弱点を認めたうえで、リスクを理解して勝ちに行くポートフォリオとして表現する。</w:t>
       </w:r>
     </w:p>
     <w:p>
@@ -1267,7 +1267,7 @@
           </w:tcPr>
           <w:p>
             <w:r>
-              <w:t>1207</w:t>
+              <w:t>1245</w:t>
             </w:r>
           </w:p>
         </w:tc>
@@ -1277,7 +1277,7 @@
           </w:tcPr>
           <w:p>
             <w:r>
-              <w:t>57</w:t>
+              <w:t>53</w:t>
             </w:r>
           </w:p>
         </w:tc>
@@ -1287,7 +1287,7 @@
           </w:tcPr>
           <w:p>
             <w:r>
-              <w:t>15</w:t>
+              <w:t>13</w:t>
             </w:r>
           </w:p>
         </w:tc>
@@ -1339,7 +1339,7 @@
           </w:tcPr>
           <w:p>
             <w:r>
-              <w:t>566</w:t>
+              <w:t>574</w:t>
             </w:r>
           </w:p>
         </w:tc>
@@ -1349,7 +1349,7 @@
           </w:tcPr>
           <w:p>
             <w:r>
-              <w:t>22</w:t>
+              <w:t>26</w:t>
             </w:r>
           </w:p>
         </w:tc>
@@ -1359,7 +1359,7 @@
           </w:tcPr>
           <w:p>
             <w:r>
-              <w:t>5</w:t>
+              <w:t>6</w:t>
             </w:r>
           </w:p>
         </w:tc>
@@ -1431,7 +1431,7 @@
           </w:tcPr>
           <w:p>
             <w:r>
-              <w:t>0</w:t>
+              <w:t>1</w:t>
             </w:r>
           </w:p>
         </w:tc>
@@ -1664,7 +1664,7 @@
           </w:tcPr>
           <w:p>
             <w:r>
-              <w:t>7.1932375391264145</w:t>
+              <w:t>7.127676359060889</w:t>
             </w:r>
           </w:p>
         </w:tc>
@@ -1674,7 +1674,7 @@
           </w:tcPr>
           <w:p>
             <w:r>
-              <w:t>0.5430222012965702</w:t>
+              <w:t>0.5404678747617566</w:t>
             </w:r>
           </w:p>
         </w:tc>
@@ -1684,7 +1684,7 @@
           </w:tcPr>
           <w:p>
             <w:r>
-              <w:t>0.3195058612537799</w:t>
+              <w:t>0.319329513789131</w:t>
             </w:r>
           </w:p>
         </w:tc>
@@ -1694,7 +1694,7 @@
           </w:tcPr>
           <w:p>
             <w:r>
-              <w:t>1.699568825328227</w:t>
+              <w:t>1.6925083696418182</w:t>
             </w:r>
           </w:p>
         </w:tc>
@@ -1704,7 +1704,7 @@
           </w:tcPr>
           <w:p>
             <w:r>
-              <w:t>-0.4375435874249497</w:t>
+              <w:t>-0.4369996242632034</w:t>
             </w:r>
           </w:p>
         </w:tc>
@@ -1714,7 +1714,7 @@
           </w:tcPr>
           <w:p>
             <w:r>
-              <w:t>0.2631944822936867</w:t>
+              <w:t>0.2615026363315515</w:t>
             </w:r>
           </w:p>
         </w:tc>
@@ -1724,7 +1724,7 @@
           </w:tcPr>
           <w:p>
             <w:r>
-              <w:t>1.260065668638434</w:t>
+              <w:t>1.2597083930924844</w:t>
             </w:r>
           </w:p>
         </w:tc>
@@ -1734,7 +1734,7 @@
           </w:tcPr>
           <w:p>
             <w:r>
-              <w:t>1.4209584981717025</w:t>
+              <w:t>1.41418634482046</w:t>
             </w:r>
           </w:p>
         </w:tc>
@@ -1766,7 +1766,7 @@
           </w:tcPr>
           <w:p>
             <w:r>
-              <w:t>4.059858766182262</w:t>
+              <w:t>5.161290304744402</w:t>
             </w:r>
           </w:p>
         </w:tc>
@@ -1776,7 +1776,7 @@
           </w:tcPr>
           <w:p>
             <w:r>
-              <w:t>0.3970338711653309</w:t>
+              <w:t>0.4549415595223638</w:t>
             </w:r>
           </w:p>
         </w:tc>
@@ -1786,7 +1786,7 @@
           </w:tcPr>
           <w:p>
             <w:r>
-              <w:t>0.2343251041349287</w:t>
+              <w:t>0.2772111865292314</w:t>
             </w:r>
           </w:p>
         </w:tc>
@@ -1796,7 +1796,7 @@
           </w:tcPr>
           <w:p>
             <w:r>
-              <w:t>1.6943718968186674</w:t>
+              <w:t>1.6411370883634635</w:t>
             </w:r>
           </w:p>
         </w:tc>
@@ -1806,7 +1806,7 @@
           </w:tcPr>
           <w:p>
             <w:r>
-              <w:t>-0.2838665043141176</w:t>
+              <w:t>-0.3322182958192724</w:t>
             </w:r>
           </w:p>
         </w:tc>
@@ -1816,7 +1816,7 @@
           </w:tcPr>
           <w:p>
             <w:r>
-              <w:t>0.1784969569709186</w:t>
+              <w:t>0.2426486404203732</w:t>
             </w:r>
           </w:p>
         </w:tc>
@@ -1826,7 +1826,7 @@
           </w:tcPr>
           <w:p>
             <w:r>
-              <w:t>1.053268777021373</w:t>
+              <w:t>0.974602043226205</w:t>
             </w:r>
           </w:p>
         </w:tc>
@@ -1836,7 +1836,7 @@
           </w:tcPr>
           <w:p>
             <w:r>
-              <w:t>1.5475664892681638</w:t>
+              <w:t>1.158054685060366</w:t>
             </w:r>
           </w:p>
         </w:tc>
@@ -1868,7 +1868,7 @@
           </w:tcPr>
           <w:p>
             <w:r>
-              <w:t>1.184266223184233</w:t>
+              <w:t>1.6972863135788696</w:t>
             </w:r>
           </w:p>
         </w:tc>
@@ -1878,7 +1878,7 @@
           </w:tcPr>
           <w:p>
             <w:r>
-              <w:t>0.1748200814796412</w:t>
+              <w:t>0.2270590977522344</w:t>
             </w:r>
           </w:p>
         </w:tc>
@@ -1888,7 +1888,7 @@
           </w:tcPr>
           <w:p>
             <w:r>
-              <w:t>0.2237166323842419</w:t>
+              <w:t>0.2122763623563242</w:t>
             </w:r>
           </w:p>
         </w:tc>
@@ -1898,7 +1898,7 @@
           </w:tcPr>
           <w:p>
             <w:r>
-              <w:t>0.7814353345860355</w:t>
+              <w:t>1.0696391026858476</w:t>
             </w:r>
           </w:p>
         </w:tc>
@@ -1908,7 +1908,7 @@
           </w:tcPr>
           <w:p>
             <w:r>
-              <w:t>-0.3257816280918137</w:t>
+              <w:t>-0.2807824218981338</w:t>
             </w:r>
           </w:p>
         </w:tc>
@@ -1918,7 +1918,7 @@
           </w:tcPr>
           <w:p>
             <w:r>
-              <w:t>0.0509481380574005</w:t>
+              <w:t>0.0832502580776421</w:t>
             </w:r>
           </w:p>
         </w:tc>
@@ -1928,7 +1928,7 @@
           </w:tcPr>
           <w:p>
             <w:r>
-              <w:t>0.8018194683685964</w:t>
+              <w:t>0.8482326758153643</w:t>
             </w:r>
           </w:p>
         </w:tc>
@@ -1938,7 +1938,109 @@
           </w:tcPr>
           <w:p>
             <w:r>
-              <w:t>0.1036427345014389</w:t>
+              <w:t>0.4089134056303633</w:t>
+            </w:r>
+          </w:p>
+        </w:tc>
+      </w:tr>
+      <w:tr>
+        <w:tc>
+          <w:tcPr>
+            <w:tcW w:type="dxa" w:w="979"/>
+          </w:tcPr>
+          <w:p>
+            <w:r>
+              <w:t>Discovery</w:t>
+            </w:r>
+          </w:p>
+        </w:tc>
+        <w:tc>
+          <w:tcPr>
+            <w:tcW w:type="dxa" w:w="979"/>
+          </w:tcPr>
+          <w:p>
+            <w:r>
+              <w:t>1222</w:t>
+            </w:r>
+          </w:p>
+        </w:tc>
+        <w:tc>
+          <w:tcPr>
+            <w:tcW w:type="dxa" w:w="979"/>
+          </w:tcPr>
+          <w:p>
+            <w:r>
+              <w:t>0.7117374185395005</w:t>
+            </w:r>
+          </w:p>
+        </w:tc>
+        <w:tc>
+          <w:tcPr>
+            <w:tcW w:type="dxa" w:w="979"/>
+          </w:tcPr>
+          <w:p>
+            <w:r>
+              <w:t>0.1172214040866701</w:t>
+            </w:r>
+          </w:p>
+        </w:tc>
+        <w:tc>
+          <w:tcPr>
+            <w:tcW w:type="dxa" w:w="979"/>
+          </w:tcPr>
+          <w:p>
+            <w:r>
+              <w:t>0.3059219954059681</w:t>
+            </w:r>
+          </w:p>
+        </w:tc>
+        <w:tc>
+          <w:tcPr>
+            <w:tcW w:type="dxa" w:w="979"/>
+          </w:tcPr>
+          <w:p>
+            <w:r>
+              <w:t>0.3831741615411264</w:t>
+            </w:r>
+          </w:p>
+        </w:tc>
+        <w:tc>
+          <w:tcPr>
+            <w:tcW w:type="dxa" w:w="979"/>
+          </w:tcPr>
+          <w:p>
+            <w:r>
+              <w:t>-0.3234979851593448</w:t>
+            </w:r>
+          </w:p>
+        </w:tc>
+        <w:tc>
+          <w:tcPr>
+            <w:tcW w:type="dxa" w:w="979"/>
+          </w:tcPr>
+          <w:p>
+            <w:r>
+              <w:t>0.0951719070512191</w:t>
+            </w:r>
+          </w:p>
+        </w:tc>
+        <w:tc>
+          <w:tcPr>
+            <w:tcW w:type="dxa" w:w="979"/>
+          </w:tcPr>
+          <w:p>
+            <w:r>
+              <w:t>0.3632951896002767</w:t>
+            </w:r>
+          </w:p>
+        </w:tc>
+        <w:tc>
+          <w:tcPr>
+            <w:tcW w:type="dxa" w:w="979"/>
+          </w:tcPr>
+          <w:p>
+            <w:r>
+              <w:t>-0.0391398253790479</w:t>
             </w:r>
           </w:p>
         </w:tc>
@@ -2099,7 +2201,7 @@
           </w:tcPr>
           <w:p>
             <w:r>
-              <w:t>4.012654377225689</w:t>
+              <w:t>3.814147701389298</w:t>
             </w:r>
           </w:p>
         </w:tc>
@@ -2109,7 +2211,7 @@
           </w:tcPr>
           <w:p>
             <w:r>
-              <w:t>0.3943361669585021</w:t>
+              <w:t>0.3827659722844012</w:t>
             </w:r>
           </w:p>
         </w:tc>
@@ -2119,7 +2221,7 @@
           </w:tcPr>
           <w:p>
             <w:r>
-              <w:t>0.2290498062883174</w:t>
+              <w:t>0.2232845665214625</w:t>
             </w:r>
           </w:p>
         </w:tc>
@@ -2129,7 +2231,7 @@
           </w:tcPr>
           <w:p>
             <w:r>
-              <w:t>1.7216175527436588</w:t>
+              <w:t>1.714251809910064</w:t>
             </w:r>
           </w:p>
         </w:tc>
@@ -2139,7 +2241,7 @@
           </w:tcPr>
           <w:p>
             <w:r>
-              <w:t>-0.3327720525468075</w:t>
+              <w:t>-0.3321754144104452</w:t>
             </w:r>
           </w:p>
         </w:tc>
@@ -2149,7 +2251,7 @@
           </w:tcPr>
           <w:p>
             <w:r>
-              <w:t>0.1745171465343706</w:t>
+              <w:t>0.1745665570747343</w:t>
             </w:r>
           </w:p>
         </w:tc>
@@ -2159,7 +2261,7 @@
           </w:tcPr>
           <w:p>
             <w:r>
-              <w:t>1.0601635302714776</w:t>
+              <w:t>1.0060088453411866</w:t>
             </w:r>
           </w:p>
         </w:tc>
@@ -2169,7 +2271,7 @@
           </w:tcPr>
           <w:p>
             <w:r>
-              <w:t>1.7057602907432792</w:t>
+              <w:t>1.535430476093724</w:t>
             </w:r>
           </w:p>
         </w:tc>
@@ -2201,7 +2303,7 @@
           </w:tcPr>
           <w:p>
             <w:r>
-              <w:t>1.8266149497571171</w:t>
+              <w:t>0.5952830341140574</w:t>
             </w:r>
           </w:p>
         </w:tc>
@@ -2211,7 +2313,7 @@
           </w:tcPr>
           <w:p>
             <w:r>
-              <w:t>0.2389674554036387</w:t>
+              <w:t>0.1011058263411328</w:t>
             </w:r>
           </w:p>
         </w:tc>
@@ -2221,7 +2323,7 @@
           </w:tcPr>
           <w:p>
             <w:r>
-              <w:t>0.206606957460615</w:t>
+              <w:t>0.1798271522612605</w:t>
             </w:r>
           </w:p>
         </w:tc>
@@ -2231,7 +2333,7 @@
           </w:tcPr>
           <w:p>
             <w:r>
-              <w:t>1.1566283069106835</w:t>
+              <w:t>0.5622389337192083</w:t>
             </w:r>
           </w:p>
         </w:tc>
@@ -2241,7 +2343,7 @@
           </w:tcPr>
           <w:p>
             <w:r>
-              <w:t>-0.2173294408701509</w:t>
+              <w:t>-0.2243851793111869</w:t>
             </w:r>
           </w:p>
         </w:tc>
@@ -2251,7 +2353,7 @@
           </w:tcPr>
           <w:p>
             <w:r>
-              <w:t>0.0761493332453204</w:t>
+              <w:t>-0.015689257357071</w:t>
             </w:r>
           </w:p>
         </w:tc>
@@ -2261,7 +2363,7 @@
           </w:tcPr>
           <w:p>
             <w:r>
-              <w:t>0.9332207766745824</w:t>
+              <w:t>0.7511064773726405</w:t>
             </w:r>
           </w:p>
         </w:tc>
@@ -2271,7 +2373,7 @@
           </w:tcPr>
           <w:p>
             <w:r>
-              <w:t>0.6127962057268601</w:t>
+              <w:t>-0.4863597049394194</w:t>
             </w:r>
           </w:p>
         </w:tc>
@@ -2303,7 +2405,7 @@
           </w:tcPr>
           <w:p>
             <w:r>
-              <w:t>2.561115136696961</w:t>
+              <w:t>2.3553081116295864</w:t>
             </w:r>
           </w:p>
         </w:tc>
@@ -2313,7 +2415,7 @@
           </w:tcPr>
           <w:p>
             <w:r>
-              <w:t>0.2994144408615926</w:t>
+              <w:t>0.2835600028543383</w:t>
             </w:r>
           </w:p>
         </w:tc>
@@ -2323,7 +2425,7 @@
           </w:tcPr>
           <w:p>
             <w:r>
-              <w:t>0.2096884461682081</w:t>
+              <w:t>0.2089501795111623</w:t>
             </w:r>
           </w:p>
         </w:tc>
@@ -2333,7 +2435,7 @@
           </w:tcPr>
           <w:p>
             <w:r>
-              <w:t>1.4279014716023408</w:t>
+              <w:t>1.357069917421106</w:t>
             </w:r>
           </w:p>
         </w:tc>
@@ -2343,7 +2445,7 @@
           </w:tcPr>
           <w:p>
             <w:r>
-              <w:t>-0.2649117917406914</w:t>
+              <w:t>-0.258861138408882</w:t>
             </w:r>
           </w:p>
         </w:tc>
@@ -2353,7 +2455,7 @@
           </w:tcPr>
           <w:p>
             <w:r>
-              <w:t>0.1315624011842084</w:t>
+              <w:t>0.1207663179666232</w:t>
             </w:r>
           </w:p>
         </w:tc>
@@ -2363,7 +2465,7 @@
           </w:tcPr>
           <w:p>
             <w:r>
-              <w:t>0.894836443282136</w:t>
+              <w:t>0.8870378856127767</w:t>
             </w:r>
           </w:p>
         </w:tc>
@@ -2373,7 +2475,7 @@
           </w:tcPr>
           <w:p>
             <w:r>
-              <w:t>0.9190238425994728</w:t>
+              <w:t>0.8140442085779003</w:t>
             </w:r>
           </w:p>
         </w:tc>
@@ -2405,7 +2507,7 @@
           </w:tcPr>
           <w:p>
             <w:r>
-              <w:t>1.4741886069677306</w:t>
+              <w:t>1.944999617936498</w:t>
             </w:r>
           </w:p>
         </w:tc>
@@ -2415,7 +2517,7 @@
           </w:tcPr>
           <w:p>
             <w:r>
-              <w:t>0.2054062588666776</w:t>
+              <w:t>0.2494947518017194</w:t>
             </w:r>
           </w:p>
         </w:tc>
@@ -2425,7 +2527,7 @@
           </w:tcPr>
           <w:p>
             <w:r>
-              <w:t>0.2123360577246721</w:t>
+              <w:t>0.2165179177305898</w:t>
             </w:r>
           </w:p>
         </w:tc>
@@ -2435,7 +2537,7 @@
           </w:tcPr>
           <w:p>
             <w:r>
-              <w:t>0.9673640033998366</w:t>
+              <w:t>1.1523053353587218</w:t>
             </w:r>
           </w:p>
         </w:tc>
@@ -2445,7 +2547,7 @@
           </w:tcPr>
           <w:p>
             <w:r>
-              <w:t>-0.2659441183076374</w:t>
+              <w:t>-0.26914850353479</w:t>
             </w:r>
           </w:p>
         </w:tc>
@@ -2455,7 +2557,7 @@
           </w:tcPr>
           <w:p>
             <w:r>
-              <w:t>0.0466639004865221</w:t>
+              <w:t>0.0735726644602914</w:t>
             </w:r>
           </w:p>
         </w:tc>
@@ -2465,7 +2567,7 @@
           </w:tcPr>
           <w:p>
             <w:r>
-              <w:t>0.923301406774325</w:t>
+              <w:t>0.9794568025478448</w:t>
             </w:r>
           </w:p>
         </w:tc>
@@ -2475,7 +2577,7 @@
           </w:tcPr>
           <w:p>
             <w:r>
-              <w:t>0.2819087132505218</w:t>
+              <w:t>0.6407584997499142</w:t>
             </w:r>
           </w:p>
         </w:tc>
@@ -2507,7 +2609,7 @@
           </w:tcPr>
           <w:p>
             <w:r>
-              <w:t>1.937065471478025</w:t>
+              <w:t>1.6259227683695885</w:t>
             </w:r>
           </w:p>
         </w:tc>
@@ -2517,7 +2619,7 @@
           </w:tcPr>
           <w:p>
             <w:r>
-              <w:t>0.2487998177093562</w:t>
+              <w:t>0.2202927618545445</w:t>
             </w:r>
           </w:p>
         </w:tc>
@@ -2527,7 +2629,7 @@
           </w:tcPr>
           <w:p>
             <w:r>
-              <w:t>0.1944495609758978</w:t>
+              <w:t>0.1917664828772321</w:t>
             </w:r>
           </w:p>
         </w:tc>
@@ -2537,7 +2639,7 @@
           </w:tcPr>
           <w:p>
             <w:r>
-              <w:t>1.27950825119217</w:t>
+              <w:t>1.1487552910670775</w:t>
             </w:r>
           </w:p>
         </w:tc>
@@ -2547,7 +2649,7 @@
           </w:tcPr>
           <w:p>
             <w:r>
-              <w:t>-0.2330503483810548</w:t>
+              <w:t>-0.233387959170805</w:t>
             </w:r>
           </w:p>
         </w:tc>
@@ -2557,7 +2659,7 @@
           </w:tcPr>
           <w:p>
             <w:r>
-              <w:t>0.095305067448057</w:t>
+              <w:t>0.074177584965642</w:t>
             </w:r>
           </w:p>
         </w:tc>
@@ -2567,7 +2669,7 @@
           </w:tcPr>
           <w:p>
             <w:r>
-              <w:t>0.8557226842623677</w:t>
+              <w:t>0.8392982703072105</w:t>
             </w:r>
           </w:p>
         </w:tc>
@@ -2577,7 +2679,7 @@
           </w:tcPr>
           <w:p>
             <w:r>
-              <w:t>0.6474227175554252</w:t>
+              <w:t>0.4261929814471917</w:t>
             </w:r>
           </w:p>
         </w:tc>
@@ -2609,7 +2711,7 @@
           </w:tcPr>
           <w:p>
             <w:r>
-              <w:t>4.272221329728853</w:t>
+              <w:t>4.052355840454779</w:t>
             </w:r>
           </w:p>
         </w:tc>
@@ -2619,7 +2721,7 @@
           </w:tcPr>
           <w:p>
             <w:r>
-              <w:t>0.4089287487664199</w:t>
+              <w:t>0.3966064222034635</w:t>
             </w:r>
           </w:p>
         </w:tc>
@@ -2629,7 +2731,7 @@
           </w:tcPr>
           <w:p>
             <w:r>
-              <w:t>0.2348883572578012</w:t>
+              <w:t>0.2278954351098625</w:t>
             </w:r>
           </w:p>
         </w:tc>
@@ -2639,7 +2741,7 @@
           </w:tcPr>
           <w:p>
             <w:r>
-              <w:t>1.740949417589059</w:t>
+              <w:t>1.7402999845620852</w:t>
             </w:r>
           </w:p>
         </w:tc>
@@ -2649,7 +2751,7 @@
           </w:tcPr>
           <w:p>
             <w:r>
-              <w:t>-0.3411827906989247</w:t>
+              <w:t>-0.3340986745183132</w:t>
             </w:r>
           </w:p>
         </w:tc>
@@ -2659,7 +2761,7 @@
           </w:tcPr>
           <w:p>
             <w:r>
-              <w:t>0.1819858381774893</w:t>
+              <w:t>0.1828070678862992</w:t>
             </w:r>
           </w:p>
         </w:tc>
@@ -2669,7 +2771,7 @@
           </w:tcPr>
           <w:p>
             <w:r>
-              <w:t>1.082145324454031</w:t>
+              <w:t>1.019849396551056</w:t>
             </w:r>
           </w:p>
         </w:tc>
@@ -2679,7 +2781,7 @@
           </w:tcPr>
           <w:p>
             <w:r>
-              <w:t>1.729904298596711</w:t>
+              <w:t>1.5653988525498372</w:t>
             </w:r>
           </w:p>
         </w:tc>
@@ -3043,7 +3145,7 @@
           </w:tcPr>
           <w:p>
             <w:r>
-              <w:t>4.012654377225689</w:t>
+              <w:t>3.814147701389298</w:t>
             </w:r>
           </w:p>
         </w:tc>
@@ -3053,7 +3155,7 @@
           </w:tcPr>
           <w:p>
             <w:r>
-              <w:t>0.39433616695850215</w:t>
+              <w:t>0.38276597228440123</w:t>
             </w:r>
           </w:p>
         </w:tc>
@@ -3063,7 +3165,7 @@
           </w:tcPr>
           <w:p>
             <w:r>
-              <w:t>0.22904980628831742</w:t>
+              <w:t>0.22328456652146256</w:t>
             </w:r>
           </w:p>
         </w:tc>
@@ -3073,7 +3175,7 @@
           </w:tcPr>
           <w:p>
             <w:r>
-              <w:t>1.7216175527436588</w:t>
+              <w:t>1.7142518099100639</w:t>
             </w:r>
           </w:p>
         </w:tc>
@@ -3083,7 +3185,7 @@
           </w:tcPr>
           <w:p>
             <w:r>
-              <w:t>-0.33277205254680753</w:t>
+              <w:t>-0.3321754144104452</w:t>
             </w:r>
           </w:p>
         </w:tc>
@@ -3093,7 +3195,7 @@
           </w:tcPr>
           <w:p>
             <w:r>
-              <w:t>0.17451714653437062</w:t>
+              <w:t>0.17456655707473434</w:t>
             </w:r>
           </w:p>
         </w:tc>
@@ -3103,7 +3205,7 @@
           </w:tcPr>
           <w:p>
             <w:r>
-              <w:t>1.0601635302714776</w:t>
+              <w:t>1.0060088453411866</w:t>
             </w:r>
           </w:p>
         </w:tc>
@@ -3113,7 +3215,7 @@
           </w:tcPr>
           <w:p>
             <w:r>
-              <w:t>1.7057602907432792</w:t>
+              <w:t>1.5354304760937239</w:t>
             </w:r>
           </w:p>
         </w:tc>
@@ -3155,7 +3257,7 @@
           </w:tcPr>
           <w:p>
             <w:r>
-              <w:t>3.534900342779552</w:t>
+              <w:t>3.3459658697281425</w:t>
             </w:r>
           </w:p>
         </w:tc>
@@ -3165,7 +3267,7 @@
           </w:tcPr>
           <w:p>
             <w:r>
-              <w:t>0.3658309496750307</w:t>
+              <w:t>0.3538972948690444</w:t>
             </w:r>
           </w:p>
         </w:tc>
@@ -3175,7 +3277,7 @@
           </w:tcPr>
           <w:p>
             <w:r>
-              <w:t>0.22515200931805227</w:t>
+              <w:t>0.21893673906190114</w:t>
             </w:r>
           </w:p>
         </w:tc>
@@ -3185,7 +3287,7 @@
           </w:tcPr>
           <w:p>
             <w:r>
-              <w:t>1.62481761003631</w:t>
+              <w:t>1.6164363111710784</w:t>
             </w:r>
           </w:p>
         </w:tc>
@@ -3195,7 +3297,7 @@
           </w:tcPr>
           <w:p>
             <w:r>
-              <w:t>-0.31655040254989764</w:t>
+              <w:t>-0.3161078213516578</w:t>
             </w:r>
           </w:p>
         </w:tc>
@@ -3205,7 +3307,7 @@
           </w:tcPr>
           <w:p>
             <w:r>
-              <w:t>0.15556243671565656</w:t>
+              <w:t>0.15561448195517638</w:t>
             </w:r>
           </w:p>
         </w:tc>
@@ -3215,7 +3317,7 @@
           </w:tcPr>
           <w:p>
             <w:r>
-              <w:t>1.0443110758749197</w:t>
+              <w:t>0.9872604004973036</w:t>
             </w:r>
           </w:p>
         </w:tc>
@@ -3225,7 +3327,7 @@
           </w:tcPr>
           <w:p>
             <w:r>
-              <w:t>1.5474769682693754</w:t>
+              <w:t>1.371741856449561</w:t>
             </w:r>
           </w:p>
         </w:tc>
@@ -3267,7 +3369,7 @@
           </w:tcPr>
           <w:p>
             <w:r>
-              <w:t>3.0599941724870563</w:t>
+              <w:t>2.854462620932562</w:t>
             </w:r>
           </w:p>
         </w:tc>
@@ -3277,7 +3379,7 @@
           </w:tcPr>
           <w:p>
             <w:r>
-              <w:t>0.33502590165391233</w:t>
+              <w:t>0.3207999991239803</w:t>
             </w:r>
           </w:p>
         </w:tc>
@@ -3287,7 +3389,7 @@
           </w:tcPr>
           <w:p>
             <w:r>
-              <w:t>0.22377466351935796</w:t>
+              <w:t>0.2159749149585759</w:t>
             </w:r>
           </w:p>
         </w:tc>
@@ -3297,7 +3399,7 @@
           </w:tcPr>
           <w:p>
             <w:r>
-              <w:t>1.4971574367932428</w:t>
+              <w:t>1.48535768232857</w:t>
             </w:r>
           </w:p>
         </w:tc>
@@ -3307,7 +3409,7 @@
           </w:tcPr>
           <w:p>
             <w:r>
-              <w:t>-0.31334845968801395</w:t>
+              <w:t>-0.31147735176796354</w:t>
             </w:r>
           </w:p>
         </w:tc>
@@ -3317,7 +3419,7 @@
           </w:tcPr>
           <w:p>
             <w:r>
-              <w:t>0.13330910891291745</w:t>
+              <w:t>0.13257611345822976</w:t>
             </w:r>
           </w:p>
         </w:tc>
@@ -3327,7 +3429,7 @@
           </w:tcPr>
           <w:p>
             <w:r>
-              <w:t>1.039924350370783</w:t>
+              <w:t>0.9745572297594993</w:t>
             </w:r>
           </w:p>
         </w:tc>
@@ -3337,7 +3439,7 @@
           </w:tcPr>
           <w:p>
             <w:r>
-              <w:t>1.3482882414785642</w:t>
+              <w:t>1.1639928218102105</w:t>
             </w:r>
           </w:p>
         </w:tc>
@@ -3379,7 +3481,7 @@
           </w:tcPr>
           <w:p>
             <w:r>
-              <w:t>2.7134606117406848</w:t>
+              <w:t>2.489816772017382</w:t>
             </w:r>
           </w:p>
         </w:tc>
@@ -3389,7 +3491,7 @@
           </w:tcPr>
           <w:p>
             <w:r>
-              <w:t>0.31068822240558047</w:t>
+              <w:t>0.2940062808446795</w:t>
             </w:r>
           </w:p>
         </w:tc>
@@ -3399,7 +3501,7 @@
           </w:tcPr>
           <w:p>
             <w:r>
-              <w:t>0.22290754938058197</w:t>
+              <w:t>0.21399288349470444</w:t>
             </w:r>
           </w:p>
         </w:tc>
@@ -3409,7 +3511,7 @@
           </w:tcPr>
           <w:p>
             <w:r>
-              <w:t>1.3937985647813385</w:t>
+              <w:t>1.3739068142981266</w:t>
             </w:r>
           </w:p>
         </w:tc>
@@ -3419,7 +3521,7 @@
           </w:tcPr>
           <w:p>
             <w:r>
-              <w:t>-0.3268133797266142</w:t>
+              <w:t>-0.3254519424182145</w:t>
             </w:r>
           </w:p>
         </w:tc>
@@ -3429,7 +3531,7 @@
           </w:tcPr>
           <w:p>
             <w:r>
-              <w:t>0.1164722069605307</w:t>
+              <w:t>0.11489697177458826</w:t>
             </w:r>
           </w:p>
         </w:tc>
@@ -3439,7 +3541,7 @@
           </w:tcPr>
           <w:p>
             <w:r>
-              <w:t>1.0268813403624035</w:t>
+              <w:t>0.9530820333125201</w:t>
             </w:r>
           </w:p>
         </w:tc>
@@ -3449,7 +3551,7 @@
           </w:tcPr>
           <w:p>
             <w:r>
-              <w:t>1.13636630798996</w:t>
+              <w:t>0.9436679209551029</w:t>
             </w:r>
           </w:p>
         </w:tc>
